--- a/public/fun/forms/자기소개서_비서·사무행정_5_서술형.docx
+++ b/public/fun/forms/자기소개서_비서·사무행정_5_서술형.docx
@@ -317,7 +317,7 @@
                 <w:color w:val="8A929C"/>
                 <w:sz w:val="17"/>
               </w:rPr>
-              <w:t>(800자)</w:t>
+              <w:t>(800자 · STAR로)</w:t>
             </w:r>
           </w:p>
           <w:p>
@@ -543,7 +543,7 @@
                 <w:color w:val="8A929C"/>
                 <w:sz w:val="17"/>
               </w:rPr>
-              <w:t>(500자)</w:t>
+              <w:t>(500자 · 내 경험과 연결)</w:t>
             </w:r>
           </w:p>
           <w:p>

--- a/public/fun/forms/자기소개서_비서·사무행정_5_서술형.docx
+++ b/public/fun/forms/자기소개서_비서·사무행정_5_서술형.docx
@@ -743,7 +743,7 @@
         <w:rPr>
           <w:sz w:val="20"/>
         </w:rPr>
-        <w:t>20        년        월        일        지원자  ____________________  (서명)</w:t>
+        <w:t xml:space="preserve">          년        월        일        지원자  ____________________  (서명)</w:t>
       </w:r>
     </w:p>
     <w:p>
